--- a/astro-site/public/dl/coffee-shop-business-plan/coffee-shop-business-plan.docx
+++ b/astro-site/public/dl/coffee-shop-business-plan/coffee-shop-business-plan.docx
@@ -320,7 +320,7 @@
     </w:p>
     <w:p>
       <w:r>
-        <w:t>Coffee is one of the most established daily habits in the United States, and specialty coffee has moved from a big-city niche into suburbs and smaller cities. At the same time, brunch has become a fixed weekend occasion, with the busiest hours falling in the late morning. We do not lean on a single national growth figure in this plan. We build our numbers bottom-up, from 140 customers a day, an average check of $11.00 and 340 opening days a year, and we test them against the published benchmarks named in the market section.</w:t>
+        <w:t>Coffee is one of the most established daily habits in the United States, and specialty coffee has moved from a big-city niche into suburbs and smaller cities. At the same time, brunch has become a fixed weekend occasion, with the busiest hours falling in the late morning. We do not lean on a single national growth figure in this plan. We build our numbers bottom-up, from 145 customers a day, an average check of $11.00 and 340 opening days a year, and we test them against the published benchmarks named in the market section.</w:t>
       </w:r>
     </w:p>
     <w:p>
@@ -335,7 +335,7 @@
     </w:p>
     <w:p>
       <w:r>
-        <w:t>For year 1 we project revenue of $523,600, based on 140 customers a day at an average check of $11.00 over 340 opening days, with weekends outperforming weekdays. We reach accounting break-even at 123 customers a day and cash break-even at 120. Year-1 profit before income tax is $44,086, and the EBITDA margin is 16.1%. As the neighborhood adopts the shop and our routines tighten, net profit grows from $33,064 in year 1 to $47,568 in year 2 and $57,915 in year 3.</w:t>
+        <w:t>For year 1 we project revenue of $542,300, based on 145 customers a day at an average check of $11.00 over 340 opening days, with weekends outperforming weekdays. We reach accounting break-even at 124 customers a day and cash break-even at 121. Year-1 profit before income tax is $53,107, and the EBITDA margin is 17.3%. As the neighborhood adopts the shop and our routines tighten, net profit grows from $39,830 in year 1 to $54,807 in year 2 and $65,516 in year 3.</w:t>
       </w:r>
     </w:p>
     <w:p>
@@ -350,7 +350,7 @@
     </w:p>
     <w:p>
       <w:r>
-        <w:t>This opportunity, a controlled investment and a model that works in many kinds of neighborhoods make a coffee shop with brunch a strong proposition for an operator who executes well and knows the local scene. The plan is lender-ready, with a lowest debt service coverage of 2.21×; approval is never guaranteed.</w:t>
+        <w:t>This opportunity, a controlled investment and a model that works in many kinds of neighborhoods make a coffee shop with brunch a strong proposition for an operator who executes well and knows the local scene. The plan is lender-ready, with a lowest debt service coverage of 2.42×; approval is never guaranteed.</w:t>
       </w:r>
     </w:p>
     <w:p>
@@ -402,7 +402,7 @@
     </w:p>
     <w:p>
       <w:r>
-        <w:t>Our startup investment is justified by the need for professional equipment, a build-out that fits the concept and working capital for the early months. With a total of $263,687 and an average check of $11.00, the projected payback before debt is more than 3 years, provided we meet the volume and check targets in this plan. If traffic comes in under plan, the workbook shows the effect on profit and cash: the pessimistic scenario at 112 customers a day gives a pre-tax result of -$49,753.</w:t>
+        <w:t>Our startup investment is justified by the need for professional equipment, a build-out that fits the concept and working capital for the early months. With a total of $263,687 and an average check of $11.00, the projected payback before debt is 2.9 years, provided we meet the volume and check targets in this plan. If traffic comes in under plan, the workbook shows the effect on profit and cash: the pessimistic scenario at 116 customers a day gives a pre-tax result of -$43,195.</w:t>
       </w:r>
     </w:p>
     <w:p>
@@ -497,7 +497,7 @@
     </w:p>
     <w:p>
       <w:r>
-        <w:t>Spending per visit depends heavily on the occasion. A quick drink and a pastry during the morning rush is a small check, while a full brunch with a drink can be several times higher. That is why we plan around $1,540 in average sales per opening day in year 1 rather than a single flat ticket. Trends we are watching include the growing share of plant-based milks in specialty drinks, rising demand for gluten-free and dairy-free options, and the importance of takeout and mobile ordering in urban shops.</w:t>
+        <w:t>Spending per visit depends heavily on the occasion. A quick drink and a pastry during the morning rush is a small check, while a full brunch with a drink can be several times higher. That is why we plan around $1,595 in average sales per opening day in year 1 rather than a single flat ticket. Trends we are watching include the growing share of plant-based milks in specialty drinks, rising demand for gluten-free and dairy-free options, and the importance of takeout and mobile ordering in urban shops.</w:t>
       </w:r>
     </w:p>
     <w:p>
@@ -643,7 +643,7 @@
     </w:p>
     <w:p>
       <w:r>
-        <w:t>Location is the one decision in this plan we cannot fix later, so we choose it before anything else. We look for storefronts with strong foot traffic, a clear view from the street and a neighborhood that mixes offices, a college or hospital, and residents who like to eat out, because a coffee shop with brunch needs weekday regulars as much as weekend crowds. A dining room of roughly 550 to 750 square feet fits 45 seats between tables and the counter, and the plan assumes about 3.1 seat turns a day. Outdoor seating is a bonus for a brunch concept, where the look of the place is part of the decision to visit, but it only counts if the lease and the city allow it. We check zoning before we sign anything. Rent and the rest of our occupancy costs come to $54,000 a year, or 10.3% of sales, and we compare every candidate space against that line, including the lease terms: who pays the building's taxes, insurance and common-area charges, and whether the landlord asks for a personal guarantee.</w:t>
+        <w:t>Location is the one decision in this plan we cannot fix later, so we choose it before anything else. We look for storefronts with strong foot traffic, a clear view from the street and a neighborhood that mixes offices, a college or hospital, and residents who like to eat out, because a coffee shop with brunch needs weekday regulars as much as weekend crowds. A dining room of roughly 550 to 750 square feet fits 45 seats between tables and the counter, and the plan assumes about 3.2 seat turns a day. Outdoor seating is a bonus for a brunch concept, where the look of the place is part of the decision to visit, but it only counts if the lease and the city allow it. We check zoning before we sign anything. Our occupancy line is $54,000 a year, or 10.0% of sales. In the example it is base rent only, so NNN or CAM charges (property tax, building insurance, common-area maintenance) have to be added to it if the lease passes them through, and we compare every candidate space against that line, including the lease terms: who pays the building's taxes, insurance and common-area charges, and whether the landlord asks for a personal guarantee.</w:t>
       </w:r>
     </w:p>
     <w:p>
@@ -653,7 +653,7 @@
     </w:p>
     <w:p>
       <w:r>
-        <w:t>Equipment is the technical core of the business. The two-group espresso machine is the largest single purchase, at $15,000, and it deserves the budget because extraction consistency is what regulars notice first. A professional on-demand grinder, a convection oven for brunch plates and pastries, a refrigerated display case, undercounter refrigeration and a commercial dishwasher complete the kitchen and counter, and the plan carries them alongside the counter and pastry display bar at $12,000 and the dining room furniture at $10,000. The build-out is $40,000 and the electrical and HVAC work is $15,000, which must cover the plumbing the health department expects to see on the plans: handwashing sinks, a three-compartment sink, floor drains and a grease interceptor where the local code requires one. Patio or sidewalk seating adds $5,000. We buy commercial-grade, NSF-listed equipment wherever we can, because inspectors look for it, and we keep a contingency inside the working capital reserve of $69,887 for items we did not foresee.</w:t>
+        <w:t>Equipment is the technical core of the business. The two-group espresso machine is the largest single purchase, at $15,000, and it deserves the budget because extraction consistency is what regulars notice first. A professional on-demand grinder, a convection oven for brunch plates and pastries, a refrigerated display case, undercounter refrigeration and a commercial dishwasher complete the kitchen and counter, and the plan carries them alongside the counter and pastry display bar at $12,000 and the dining room furniture at $10,000. The build-out is $40,000, the electrical and HVAC work is $15,000, and the plumbing has its own line in the startup costs, covering what the health department expects to see on the plans: handwashing sinks, a three-compartment sink, floor drains and a grease interceptor where the local code requires one. Patio or sidewalk seating adds $5,000. We buy commercial-grade, NSF-listed equipment wherever we can, because inspectors look for it, and the startup costs carry their own contingency line for items we did not foresee, on top of the working capital reserve of $69,887.</w:t>
       </w:r>
     </w:p>
     <w:p>
@@ -683,7 +683,7 @@
     </w:p>
     <w:p>
       <w:r>
-        <w:t>A POS system tied to inventory shows what sells, what sits and what runs out, hour by hour. Coffee beans are best used within a few weeks of the roast date, so we order small amounts often rather than stocking up, and we date every bag. Perishable brunch items follow a first-in, first-out routine with a daily expiration check and a temperature log. The POS also handles table orders, takeout and delivery apps, and its sales-by-item report is the tool we use to manage the average check, which the plan sets at $11.00 before sales tax. Because card payments are most of our sales, we budget processing fees at 2.9% of sales, and we set the POS up to collect sales tax correctly for our location and to report it each filing period.</w:t>
+        <w:t>A POS system tied to inventory shows what sells, what sits and what runs out, hour by hour. Coffee beans are best used within a few weeks of the roast date, so we order small amounts often rather than stocking up, and we date every bag. Perishable brunch items follow a first-in, first-out routine with a daily expiration check and a temperature log. The POS also handles table orders, takeout and delivery apps, and its sales-by-item report is the tool we use to manage the average check, which the plan sets at $11.00 before sales tax. Because card payments are most of our sales, we budget processing fees at 3.5% of sales, a blended rate that includes the per-transaction fees, and we set the POS up to collect sales tax correctly for our location and to report it each filing period.</w:t>
       </w:r>
     </w:p>
     <w:p>
@@ -735,7 +735,7 @@
     </w:p>
     <w:p>
       <w:r>
-        <w:t>In year 1, our labor cost is $168,947 including employer payroll taxes, or 32.3% of sales. We estimate payroll taxes at 10% of wages, which covers the employer share of Social Security and Medicare, federal and state unemployment taxes and workers' compensation insurance; your actual rate depends on your state and insurer. Employees are hired on a W-2 and paid through payroll. Every wage has to clear the legal floor: the federal minimum wage is $7.25 an hour, about $15,080 a year for a full-time position of 40 hours a week, and many states and cities set a higher minimum that applies instead.</w:t>
+        <w:t>In year 1, our labor cost is $168,947 including employer payroll taxes, or 31.2% of sales. We estimate payroll taxes at 10% of wages, which covers the employer share of Social Security and Medicare, federal and state unemployment taxes and workers' compensation insurance; your actual rate depends on your state and insurer. Employees are hired on a W-2 and paid through payroll. Every wage has to clear the legal floor: the federal minimum wage is $7.25 an hour, about $15,080 a year for a full-time position of 40 hours a week, and many states and cities set a higher minimum that applies instead.</w:t>
       </w:r>
     </w:p>
     <w:p>
@@ -750,7 +750,7 @@
     </w:p>
     <w:p>
       <w:r>
-        <w:t>Shifts follow the demand pattern of a coffee shop with brunch. Weekday mornings peak for commuters and quick breakfasts and then ease off through the afternoon, while weekend brunch brings the busiest hours of the week from late morning through mid-afternoon. A typical weekday morning team is the lead barista and a barista-server, and on weekends we add the brunch cook and the weekend extra. We publish schedules in advance, with clear handoffs between shifts, and we review sales by hour each month to move hours to where the guests are.</w:t>
+        <w:t>Shifts follow the demand pattern of a coffee shop with brunch. Weekday mornings peak for commuters and quick breakfasts and then ease off through the afternoon, while weekend brunch brings the busiest hours of the week from late morning through mid-afternoon. A typical weekday morning team is the lead barista and a barista-server; the brunch cook works four days a week, always including Saturday and Sunday, and on weekends we also add the weekend extra. We publish schedules in advance, with clear handoffs between shifts, and we review sales by hour each month to move hours to where the guests are.</w:t>
       </w:r>
     </w:p>
     <w:p>
@@ -800,7 +800,7 @@
     </w:p>
     <w:p>
       <w:r>
-        <w:t>The numbers in this plan come from the example case in the Excel workbook and update when you change the green cells. Total startup investment is $263,687, funded with $60,000 of owner equity and a $204,000 loan. We project revenue of $523,600 in year 1, $560,252 in year 2 and $588,265 in year 3. Year-1 EBITDA is $84,544 and the pre-tax result is $44,086. Accounting break-even is 123 customers a day and cash break-even is 120. The lowest debt service coverage ratio over the loan is 2.21×, and the lowest cash balance in year 1 is $63,228, which you can trace on the "12-Month Cash Flow" tab.</w:t>
+        <w:t>The numbers in this plan come from the example case in the Excel workbook and update when you change the green cells. Total startup investment is $263,687, funded with $60,000 of owner equity and a $204,000 loan. We project revenue of $542,300 in year 1, $580,261 in year 2 and $609,274 in year 3. Year-1 EBITDA is $93,565 and the pre-tax result is $53,107. Accounting break-even is 124 customers a day and cash break-even is 121. The lowest debt service coverage ratio over the loan is 2.42×, and the lowest cash balance in year 1 is $64,487, which you can trace on the "12-Month Cash Flow" tab.</w:t>
       </w:r>
     </w:p>
     <w:p>
@@ -815,7 +815,7 @@
     </w:p>
     <w:p>
       <w:r>
-        <w:t>The dining room furniture comes to $10,000 and the counter and pastry display bar to $12,000, the pieces that shape the brunch experience we want to be known for. Patio or sidewalk seating adds $5,000, widening our capacity and making the shop more visible to people walking by. Launch marketing is $4,000, to give the opening visibility, and opening inventory is $5,000. We fund the project with $60,000 of our own money, or 23% of the cash needed, and a $204,000 loan at 10.0% nominal interest over 10 years, with an annual payment of $33,200. Lenders usually expect an owner equity injection, so we show it clearly. The working capital reserve covers the first months, before the shop reaches profitability.</w:t>
+        <w:t>The dining room furniture comes to $10,000 and the counter and pastry display bar to $12,000, the pieces that shape the brunch experience we want to be known for. Patio or sidewalk seating adds $5,000, widening our capacity and making the shop more visible to people walking by. Launch marketing is $4,000, to give the opening visibility, and opening inventory is $5,000. We fund the project with $60,000 of our own money, or 23% of the cash needed, and a $204,000 bank or SBA 7(a) loan at 10.0% nominal interest over 10 years, with an annual payment of $33,200 (annual equivalent; the lender will set monthly payments). It is the only debt in this plan, and the debt service coverage ratio is measured against it. Lenders usually expect an owner equity injection, so we show it clearly. The working capital reserve covers the first months, before the shop reaches profitability.</w:t>
       </w:r>
     </w:p>
     <w:p>
@@ -825,12 +825,12 @@
     </w:p>
     <w:p>
       <w:r>
-        <w:t>The plan projects revenue of $523,600 in year 1, growing to $560,252 in year 2 and $588,265 in year 3. Year 2 assumes volume growth of 7% and year 3 a further 5%, as the neighborhood adopts the shop, regulars return more often and our routines tighten. The model has two clearly different revenue lines: beverages, with a cost of 24% of beverage sales, and brunch and food, with a cost of 30% of food sales. Together they give a cost of goods of 26.5% and a gross margin of 65.6%, which has to absorb labor, rent, utilities and overhead. Year-1 EBITDA is $84,544, or 16.1% of sales, and net profit rises from $33,064 to $47,568 and $57,915 over the three years.</w:t>
+        <w:t>The plan projects revenue of $542,300 in year 1, growing to $580,261 in year 2 and $609,274 in year 3. Year 2 assumes volume growth of 7% and year 3 a further 5%, as the neighborhood adopts the shop, regulars return more often and our routines tighten. The model has two clearly different revenue lines: beverages, with a cost of 24% of beverage sales, and brunch and food, with a cost of 30% of food sales. Together they give a cost of goods of 26.5% and a gross margin of 65.0%, which has to absorb labor, rent, utilities and overhead. Year-1 EBITDA is $93,565, or 17.3% of sales, and net profit, after income tax at an effective 25% (a C corporation example; pass-through owners set it to 0 and pay tax on the profit personally), rises from $39,830 to $54,807 and $65,516 over the three years.</w:t>
       </w:r>
     </w:p>
     <w:p>
       <w:r>
-        <w:t>Accounting break-even is 123 customers a day at an average check of $11.00, or $456,437 of revenue a year. That figure weighs our fixed costs, including rent, payroll, utilities and depreciation of $20,059, against the contribution of each sale. Cash break-even (loan payments in, depreciation out) is 120 customers a day, or $445,379 a year, so our margin of safety over cash break-even is 18%. Our year-1 plan is 140 customers a day over 340 opening days, which averages $1,540 in sales per opening day.</w:t>
+        <w:t>Accounting break-even is 124 customers a day at an average check of $11.00, or $460,648 of revenue a year. That figure weighs our fixed costs, including rent, payroll, utilities and depreciation of $20,059, against the contribution of each sale. Cash break-even (loan payments in, depreciation out) is 121 customers a day, or $449,488 a year, so our margin of safety over cash break-even is 21%. Our year-1 plan is 145 customers a day over 340 opening days, which averages $1,595 in sales per opening day.</w:t>
       </w:r>
     </w:p>
     <w:p>
@@ -840,12 +840,12 @@
     </w:p>
     <w:p>
       <w:r>
-        <w:t>The workbook tests three scenarios to show how sensitive the project is to demand. In the pessimistic case we serve 112 customers a day, revenue is $380,640 and the pre-tax result is -$49,753. In the optimistic case we serve 161 customers a day, revenue is $659,483 and the pre-tax result is $133,280. The base case is the one described above, and it is the number we ask the bank to underwrite. Seeing all three side by side tells us how much room we have if weekday traffic builds more slowly than we expect.</w:t>
+        <w:t>The workbook tests three scenarios to show how sensitive the project is to demand. In the pessimistic case we serve 116 customers a day at an average check of $10.33 over 329 opening days, revenue is $394,234, the pre-tax result is -$43,195 and the estimated year-1 closing cash balance is $33,950. In the optimistic case we serve 167 customers a day at $11.67 over 351 days, revenue is $684,060 and the pre-tax result is $145,308. The base case is the one described above, and it is the number we ask the bank to underwrite. Seeing all three side by side tells us how much room we have if weekday traffic builds more slowly than we expect.</w:t>
       </w:r>
     </w:p>
     <w:p>
       <w:r>
-        <w:t>Project payback before debt is more than 3 years, and payback on startup costs alone is 2.4 years. Recovering capital over several years is normal in food service, because a new shop needs time to build regulars and to learn its own seasonality. For the lender, the key figure is the debt service coverage ratio: the lowest value over the loan is 2.21×, compared with the 1.25× that lenders typically look for, and the workbook uses 1.15× as its own warning limit. The lowest year-1 cash balance is $63,228. The plan is lender-ready, but approval is never guaranteed and your own results will depend on your costs and your location.</w:t>
+        <w:t>Project payback before debt is 2.9 years, and payback on startup costs alone is 2.2 years. Recovering capital over several years is normal in food service, because a new shop needs time to build regulars and to learn its own seasonality. For the lender, the key figure is the debt service coverage ratio: the lowest value over the loan is 2.42×, compared with the 1.25× that lenders typically look for, and the workbook uses 1.15× as its own warning limit. The lowest year-1 cash balance is $64,487. The plan is lender-ready, but approval is never guaranteed and your own results will depend on your costs and your location.</w:t>
       </w:r>
     </w:p>
     <w:p>
@@ -867,7 +867,7 @@
     </w:p>
     <w:p>
       <w:r>
-        <w:t>Choosing the legal structure is the first administrative step, and it determines liability and taxes. For a coffee shop like this one, most owners choose either a sole proprietorship or a limited liability company. The U.S. Small Business Administration notes that you are automatically a sole proprietorship if you do business without registering as anything else, and that an LLC generally protects your personal assets, such as your home and savings, from business liabilities. An LLC is registered with the state, usually through the Secretary of State's office, and most states expect a registered agent and an operating agreement. We also obtain an Employer Identification Number from the IRS; applying is free, and it is needed to hire employees and to pay sales and excise taxes. Talk to an accountant or an attorney about which structure fits your situation.</w:t>
+        <w:t>Choosing the legal structure is the first administrative step, and it determines liability and taxes. For a coffee shop like this one, most owners choose either a sole proprietorship or a limited liability company. The U.S. Small Business Administration notes that you are automatically a sole proprietorship if you do business without registering as anything else, and that an LLC generally protects your personal assets, such as your home and savings, from business liabilities. An LLC is registered with the state, usually through the Secretary of State's office, and most states expect a registered agent and an operating agreement. We also obtain an Employer Identification Number from the IRS; applying is free, and it is needed to hire employees and to file federal employment and excise tax returns. Talk to an accountant or an attorney about which structure fits your situation.</w:t>
       </w:r>
     </w:p>
     <w:p>
@@ -892,7 +892,7 @@
     </w:p>
     <w:p>
       <w:r>
-        <w:t>As an employer, we follow federal and state rules from the first hire: Form I-9 to verify work eligibility, Form W-4 for withholding, state new-hire reporting, workers' compensation insurance (required in almost every state) and the basic safety practices that OSHA expects, including training and a safe kitchen. For insurance we plan on general liability coverage, which landlords and many cities require, and a business owner's policy covering property and equipment. Putting these steps into the plan from the start prevents delays at opening and avoids fines. A note for readers in the United Kingdom: register the food business with the local council at least 28 days before trading, which is free, and ask the council about permission for tables on the street. Expect a hygiene inspection and a Food Hygiene Rating from 1 to 5, VAT at 20% on hot food and on food eaten on the premises, and 14 declared allergens.</w:t>
+        <w:t>As an employer, we follow federal and state rules from the first hire: Form I-9 to verify work eligibility, Form W-4 for withholding, state new-hire reporting, workers' compensation insurance (required in almost every state) and the basic safety practices that OSHA expects, including training and a safe kitchen. For insurance we plan on general liability coverage, which landlords and many cities require, and a business owner's policy covering property and equipment. Putting these steps into the plan from the start prevents delays at opening and avoids fines. A note for readers in the United Kingdom: register the food business with the local council at least 28 days before trading, which is free, and ask the council about permission for tables on the street. Expect a hygiene inspection and a Food Hygiene Rating from 1 to 5 (England, Wales and Northern Ireland; Scotland uses the Food Hygiene Information Scheme), VAT at 20% on hot food and on food eaten on the premises, and 14 declared allergens.</w:t>
       </w:r>
     </w:p>
     <w:p>
@@ -914,12 +914,12 @@
     </w:p>
     <w:p>
       <w:r>
-        <w:t>The market is moving our way. Specialty coffee has spread from big-city neighborhoods to suburbs and smaller cities, and brunch has become a fixed weekend occasion, so a well-run neighborhood shop that does both meets demand that in many places still outruns supply. Brunch also lifts the check: a guest who adds a plate to a drink spends more than one who orders coffee and a pastry. We build our numbers bottom-up, from 140 customers a day, an average check of $11.00 and 340 opening days a year, rather than leaning on a national growth figure. Combining quality coffee with weekend brunch answers a lasting change in how people choose where to eat out, not a passing trend, and the opportunity rests on our own numbers.</w:t>
+        <w:t>The market is moving our way. Specialty coffee has spread from big-city neighborhoods to suburbs and smaller cities, and brunch has become a fixed weekend occasion, so a well-run neighborhood shop that does both meets demand that in many places still outruns supply. Brunch also lifts the check: a guest who adds a plate to a drink spends more than one who orders coffee and a pastry. We build our numbers bottom-up, from 145 customers a day, an average check of $11.00 and 340 opening days a year, rather than leaning on a national growth figure. Combining quality coffee with weekend brunch answers a lasting change in how people choose where to eat out, not a passing trend, and the opportunity rests on our own numbers.</w:t>
       </w:r>
     </w:p>
     <w:p>
       <w:r>
-        <w:t>The risks exist and we name them honestly. Brunch concentrates demand on weekends, so the shop still has to earn its keep from Monday to Friday with coffee and breakfast, and a location with weak weekday traffic erodes the whole model. Seasonality hits some locations harder, especially tourist areas and cold climates where the patio cannot be used year-round. Location is the first risk to rule out before committing capital, and we validate it with our own traffic counts at different hours. Finally, coffee is a high-margin product with limited volume, so covering fixed costs for the space, the team and depreciation takes sustained daily volume: our accounting break-even is 123 customers a day and the plan assumes 140.</w:t>
+        <w:t>The risks exist and we name them honestly. Brunch concentrates demand on weekends, so the shop still has to earn its keep from Monday to Friday with coffee and breakfast, and a location with weak weekday traffic erodes the whole model. Seasonality hits some locations harder, especially tourist areas and cold climates where the patio cannot be used year-round. Location is the first risk to rule out before committing capital, and we validate it with our own traffic counts at different hours. Finally, coffee is a high-margin product with limited volume, so covering fixed costs for the space, the team and depreciation takes sustained daily volume: our accounting break-even is 124 customers a day and the plan assumes 145.</w:t>
       </w:r>
     </w:p>
     <w:p>
@@ -934,7 +934,7 @@
     </w:p>
     <w:p>
       <w:r>
-        <w:t>We track key performance indicators every week from day one. Our target is 140 customers a day, and the average check, planned at $11.00, tells us whether brunch add-ons are working. Sales per opening day, planned at $1,540, show how well the shop is performing against the plan. Cost of goods against the planned 26.5% and labor against 32.3% of sales tell us early if margins are slipping, and we control portions and waste to hold them. We also watch new Google and Yelp reviews each month and the rate of returning customers as signs of satisfaction and word of mouth.</w:t>
+        <w:t>We track key performance indicators every week from day one. Our target is 145 customers a day, and the average check, planned at $11.00, tells us whether brunch add-ons are working. Sales per opening day, planned at $1,595, show how well the shop is performing against the plan. Cost of goods against the planned 26.5% and labor against 31.2% of sales tell us early if margins are slipping, and we control portions and waste to hold them. We also watch new Google and Yelp reviews each month and the rate of returning customers as signs of satisfaction and word of mouth.</w:t>
       </w:r>
     </w:p>
     <w:p>

--- a/astro-site/public/dl/coffee-shop-business-plan/coffee-shop-business-plan.docx
+++ b/astro-site/public/dl/coffee-shop-business-plan/coffee-shop-business-plan.docx
@@ -892,7 +892,7 @@
     </w:p>
     <w:p>
       <w:r>
-        <w:t>As an employer, we follow federal and state rules from the first hire: Form I-9 to verify work eligibility, Form W-4 for withholding, state new-hire reporting, workers' compensation insurance (required in almost every state) and the basic safety practices that OSHA expects, including training and a safe kitchen. For insurance we plan on general liability coverage, which landlords and many cities require, and a business owner's policy covering property and equipment. Putting these steps into the plan from the start prevents delays at opening and avoids fines. A note for readers in the United Kingdom: register the food business with the local council at least 28 days before trading, which is free, and ask the council about permission for tables on the street. Expect a hygiene inspection and a Food Hygiene Rating from 1 to 5 (England, Wales and Northern Ireland; Scotland uses the Food Hygiene Information Scheme), VAT at 20% on hot food and on food eaten on the premises, and 14 declared allergens.</w:t>
+        <w:t>As an employer, we follow federal and state rules from the first hire: Form I-9 to verify work eligibility, Form W-4 for withholding, state new-hire reporting, workers' compensation insurance (required in almost every state) and the basic safety practices that OSHA expects, including training and a safe kitchen. For insurance we plan on general liability coverage, which landlords and many cities require, and a business owner's policy covering property and equipment. Putting these steps into the plan from the start prevents delays at opening and avoids fines. A note for readers in the United Kingdom: register the food business with the local council at least 28 days before trading, which is free, and ask the council about permission for tables on the street. Expect a hygiene inspection and a Food Hygiene Rating from 0 to 5 (England, Wales and Northern Ireland; Scotland uses the Food Hygiene Information Scheme), VAT at 20% on hot food and on food eaten on the premises, and 14 declared allergens.</w:t>
       </w:r>
     </w:p>
     <w:p>
